--- a/server/assets/template.docx
+++ b/server/assets/template.docx
@@ -88,7 +88,7 @@
           <w:sz w:val="20"/>
           <w:szCs w:val="20"/>
         </w:rPr>
-        <w:t xml:space="preserve">{candidate_home_address}, {candidate_city}, {candidate_state}</w:t>
+        <w:t xml:space="preserve">{candidate_home_address}, {candidate_city}, {candidate_state} {candidate_zip}</w:t>
       </w:r>
     </w:p>
     <w:p>
